--- a/word_reports/LP_0109_위치_210_Cliff Richard_Best of Cli.docx
+++ b/word_reports/LP_0109_위치_210_Cliff Richard_Best of Cli.docx
@@ -4,7 +4,7 @@
   <w:body>
     <w:p>
       <w:pPr>
-        <w:spacing w:after="280"/>
+        <w:spacing w:after="80"/>
       </w:pPr>
       <w:r>
         <w:rPr w:rFonts="맑은 고딕">
@@ -13,94 +13,47 @@
           <w:color w:val="1E3A8A"/>
           <w:sz w:val="30"/>
         </w:rPr>
-        <w:t>[210] Cliff Richard - Best of Cliff Richard</w:t>
+        <w:t>Cliff Richard (클리프 리처드) - Best of Cliff Richard</w:t>
       </w:r>
     </w:p>
     <w:p>
       <w:pPr>
-        <w:spacing w:after="320"/>
+        <w:spacing w:after="240"/>
       </w:pPr>
       <w:r>
         <w:rPr w:rFonts="맑은 고딕">
           <w:rFonts w:ascii="맑은 고딕" w:hAnsi="맑은 고딕" w:eastAsia="맑은 고딕"/>
           <w:b/>
-          <w:sz w:val="20"/>
+          <w:color w:val="4B5563"/>
+          <w:sz w:val="22"/>
         </w:rPr>
-        <w:t>■ 위치 : 210</w:t>
-        <w:br/>
-      </w:r>
-      <w:r>
-        <w:rPr w:rFonts="맑은 고딕">
-          <w:rFonts w:ascii="맑은 고딕" w:hAnsi="맑은 고딕" w:eastAsia="맑은 고딕"/>
-          <w:b/>
-          <w:sz w:val="20"/>
-        </w:rPr>
-        <w:t>■ 아티스트 : Cliff Richard</w:t>
-        <w:br/>
-      </w:r>
-      <w:r>
-        <w:rPr w:rFonts="맑은 고딕">
-          <w:rFonts w:ascii="맑은 고딕" w:hAnsi="맑은 고딕" w:eastAsia="맑은 고딕"/>
-          <w:b/>
-          <w:sz w:val="20"/>
-        </w:rPr>
-        <w:t>■ 앨범명 : Best of Cliff Richard</w:t>
-        <w:br/>
-      </w:r>
-      <w:r>
-        <w:rPr w:rFonts="맑은 고딕">
-          <w:rFonts w:ascii="맑은 고딕" w:hAnsi="맑은 고딕" w:eastAsia="맑은 고딕"/>
-          <w:b w:val="0"/>
-          <w:sz w:val="20"/>
-        </w:rPr>
-        <w:t>■ 음반 레이블 : Columbia</w:t>
-        <w:br/>
-      </w:r>
-      <w:r>
-        <w:rPr w:rFonts="맑은 고딕">
-          <w:rFonts w:ascii="맑은 고딕" w:hAnsi="맑은 고딕" w:eastAsia="맑은 고딕"/>
-          <w:b w:val="0"/>
-          <w:sz w:val="20"/>
-        </w:rPr>
-        <w:t>■ 발매년도 : 1969</w:t>
-        <w:br/>
-      </w:r>
-      <w:r>
-        <w:rPr w:rFonts="맑은 고딕">
-          <w:rFonts w:ascii="맑은 고딕" w:hAnsi="맑은 고딕" w:eastAsia="맑은 고딕"/>
-          <w:b w:val="0"/>
-          <w:sz w:val="20"/>
-        </w:rPr>
-        <w:t>■ 장르 : 팝 록(Pop Rock), 로큰롤(Rock &amp; Roll), 브리티시 팝(British Pop)</w:t>
-        <w:br/>
-      </w:r>
-      <w:r>
-        <w:rPr w:rFonts="맑은 고딕">
-          <w:rFonts w:ascii="맑은 고딕" w:hAnsi="맑은 고딕" w:eastAsia="맑은 고딕"/>
-          <w:b w:val="0"/>
-          <w:sz w:val="20"/>
-        </w:rPr>
-        <w:t>■ 주요 수록곡 : 1. Living Doll</w:t>
-        <w:br/>
+        <w:t>위치 :  210</w:t>
       </w:r>
     </w:p>
     <w:p>
       <w:pPr>
-        <w:spacing w:after="160"/>
+        <w:spacing w:line="324" w:lineRule="auto" w:before="80" w:after="160"/>
       </w:pPr>
       <w:r>
         <w:rPr w:rFonts="맑은 고딕">
           <w:rFonts w:ascii="맑은 고딕" w:hAnsi="맑은 고딕" w:eastAsia="맑은 고딕"/>
           <w:b/>
           <w:color w:val="1F2937"/>
-          <w:sz w:val="24"/>
+          <w:sz w:val="22"/>
         </w:rPr>
-        <w:t>■ 음반 해설 및 감상 가이드</w:t>
+        <w:t xml:space="preserve">[음반 소개] </w:t>
+      </w:r>
+      <w:r>
+        <w:rPr w:rFonts="맑은 고딕">
+          <w:rFonts w:ascii="맑은 고딕" w:hAnsi="맑은 고딕" w:eastAsia="맑은 고딕"/>
+          <w:b w:val="0"/>
+          <w:sz w:val="21"/>
+        </w:rPr>
       </w:r>
     </w:p>
     <w:p>
       <w:pPr>
-        <w:spacing w:line="312" w:lineRule="auto" w:after="120"/>
+        <w:spacing w:line="324" w:lineRule="auto" w:after="120"/>
       </w:pPr>
       <w:r>
         <w:rPr w:rFonts="맑은 고딕">
@@ -108,51 +61,516 @@
           <w:b w:val="0"/>
           <w:sz w:val="21"/>
         </w:rPr>
-        <w:t>클리프 리차드(Cliff Richard)는 비틀즈(The Beatles)가 세계를 매료시키기 전, 영국 대중음악의 초석을 다지며 전 유럽을 사로잡았던 거장입니다. 본 음반 《Best of Cliff Richard》는 1958년 데뷔 이래 1960 시대를 풍미하며 청춘의 아이콘이자 전설적인 팝 스타로 자리매김한 그의 황금기 음악 정수를 담아낸 베스트 컴필레이션 LP입니다. 세월이 흘러도 변치 않는 청량함과 감미로움을 품은 그의 트레이드마크와도 같은 보컬이 음반 전체를 관통하며 찬란했던 시절의 낭만을 상기시킵니다.</w:t>
+        <w:t>1950~60년대 영국 팝의 여명을 밝히며 전 세계 청춘들의 심장을 두드렸던 영원한 피터팬, 클리프 리처드의 음악적 정수가 응축된 명반입니다. 비틀즈 이전 브리티시 팝의 기틀을 확립한 그의 감미로운 미성과 역동적인 사운드는 반세기가 지난 오늘날에도 바래지 않는 낭만과 찬란한 설렘을 선사합니다. 한국 팝 역사에서도 최초의 대형 내한 공연(1969년)으로 폭발적인 신드롬을 일으켰던 그의 황금기 대표작들이 수려한 아날로그 음향 속에 오롯이 아로새겨져 있습니다.</w:t>
       </w:r>
     </w:p>
     <w:p>
       <w:pPr>
-        <w:spacing w:line="312" w:lineRule="auto" w:after="120"/>
+        <w:spacing w:line="324" w:lineRule="auto" w:before="200" w:after="80"/>
       </w:pPr>
+      <w:r>
+        <w:rPr w:rFonts="맑은 고딕">
+          <w:rFonts w:ascii="맑은 고딕" w:hAnsi="맑은 고딕" w:eastAsia="맑은 고딕"/>
+          <w:b/>
+          <w:color w:val="1E3A8A"/>
+          <w:sz w:val="24"/>
+        </w:rPr>
+        <w:t>1. 음반 데이터</w:t>
+      </w:r>
+    </w:p>
+    <w:p>
+      <w:pPr>
+        <w:spacing w:line="324" w:lineRule="auto" w:after="80"/>
+      </w:pPr>
+      <w:r>
+        <w:rPr w:rFonts="맑은 고딕">
+          <w:rFonts w:ascii="맑은 고딕" w:hAnsi="맑은 고딕" w:eastAsia="맑은 고딕"/>
+          <w:b w:val="0"/>
+          <w:color w:val="6B7280"/>
+          <w:sz w:val="21"/>
+        </w:rPr>
+        <w:t xml:space="preserve">· </w:t>
+      </w:r>
+      <w:r>
+        <w:rPr w:rFonts="맑은 고딕">
+          <w:rFonts w:ascii="맑은 고딕" w:hAnsi="맑은 고딕" w:eastAsia="맑은 고딕"/>
+          <w:b/>
+          <w:color w:val="1F2937"/>
+          <w:sz w:val="21"/>
+        </w:rPr>
+        <w:t xml:space="preserve">앨범명: </w:t>
+      </w:r>
       <w:r>
         <w:rPr w:rFonts="맑은 고딕">
           <w:rFonts w:ascii="맑은 고딕" w:hAnsi="맑은 고딕" w:eastAsia="맑은 고딕"/>
           <w:b w:val="0"/>
           <w:sz w:val="21"/>
         </w:rPr>
-        <w:t>음악적으로 이 앨범은 초기 로큰롤의 에너제틱한 리듬과 유럽 특유의 세련되고 우아한 스탠더드 팝 발라드의 경계를 자유롭게 넘나듭니다. 특히 전설적인 백킹 밴드 '섀도스(The Shadows)'의 경쾌하고 정교한 기타 연주와 어우러지는 클리프 리차드의 보컬은 완벽한 조화를 이룹니다. 그의 목소리는 유려하면서도 흔들림 없는 호흡을 바탕으로, 때로는 청춘의 역동성을, 때로는 서정적이고 애수 어린 감성을 절묘하게 표현해 냅니다.</w:t>
+        <w:t>Best of Cliff Richard</w:t>
       </w:r>
     </w:p>
     <w:p>
       <w:pPr>
-        <w:spacing w:line="312" w:lineRule="auto" w:after="120"/>
+        <w:spacing w:line="324" w:lineRule="auto" w:after="80"/>
       </w:pPr>
+      <w:r>
+        <w:rPr w:rFonts="맑은 고딕">
+          <w:rFonts w:ascii="맑은 고딕" w:hAnsi="맑은 고딕" w:eastAsia="맑은 고딕"/>
+          <w:b w:val="0"/>
+          <w:color w:val="6B7280"/>
+          <w:sz w:val="21"/>
+        </w:rPr>
+        <w:t xml:space="preserve">· </w:t>
+      </w:r>
+      <w:r>
+        <w:rPr w:rFonts="맑은 고딕">
+          <w:rFonts w:ascii="맑은 고딕" w:hAnsi="맑은 고딕" w:eastAsia="맑은 고딕"/>
+          <w:b/>
+          <w:color w:val="1F2937"/>
+          <w:sz w:val="21"/>
+        </w:rPr>
+        <w:t xml:space="preserve">아티스트: </w:t>
+      </w:r>
       <w:r>
         <w:rPr w:rFonts="맑은 고딕">
           <w:rFonts w:ascii="맑은 고딕" w:hAnsi="맑은 고딕" w:eastAsia="맑은 고딕"/>
           <w:b w:val="0"/>
           <w:sz w:val="21"/>
         </w:rPr>
-        <w:t>수록곡 하나하나가 팝 음악사의 찬란한 유산입니다. 영국 차트 첫 1위를 기록하며 그를 스타덤에 올린 영원한 클래식 ‘Living Doll’을 시작으로, 동명의 청춘 영화 주제가로 국내에서도 폭발적인 사랑을 받은 ‘The Young Ones’와 ‘Summer Holiday’는 특유의 경쾌함으로 들뜬 설렘을 선사합니다. 아울러 특유의 미성과 아련한 멜로디가 가슴을 울리는 발라드 명곡 ‘Visions’와 대중적인 축가로 잘 알려진 ‘Congratulations’ 등은 그가 지닌 폭넓은 음악적 스펙트럼을 증명합니다.</w:t>
+        <w:t>Cliff Richard (클리프 리처드)</w:t>
       </w:r>
     </w:p>
     <w:p>
       <w:pPr>
-        <w:spacing w:line="312" w:lineRule="auto" w:after="120"/>
+        <w:spacing w:line="324" w:lineRule="auto" w:after="80"/>
       </w:pPr>
+      <w:r>
+        <w:rPr w:rFonts="맑은 고딕">
+          <w:rFonts w:ascii="맑은 고딕" w:hAnsi="맑은 고딕" w:eastAsia="맑은 고딕"/>
+          <w:b w:val="0"/>
+          <w:color w:val="6B7280"/>
+          <w:sz w:val="21"/>
+        </w:rPr>
+        <w:t xml:space="preserve">· </w:t>
+      </w:r>
+      <w:r>
+        <w:rPr w:rFonts="맑은 고딕">
+          <w:rFonts w:ascii="맑은 고딕" w:hAnsi="맑은 고딕" w:eastAsia="맑은 고딕"/>
+          <w:b/>
+          <w:color w:val="1F2937"/>
+          <w:sz w:val="21"/>
+        </w:rPr>
+        <w:t xml:space="preserve">발매 정보: </w:t>
+      </w:r>
       <w:r>
         <w:rPr w:rFonts="맑은 고딕">
           <w:rFonts w:ascii="맑은 고딕" w:hAnsi="맑은 고딕" w:eastAsia="맑은 고딕"/>
           <w:b w:val="0"/>
           <w:sz w:val="21"/>
         </w:rPr>
-        <w:t>LP 특유의 따뜻하고 풍성한 아날로그 사운드로 감상하는 이 음반은 1960년대 영국 팝이 지녔던 특유의 맑고 정갈한 음색을 고스란히 전해줍니다. 턴테이블 위에서 바늘이 그려내는 회전을 따라 흐르는 클리프 리차드의 명곡들은 음악이 주는 순수한 기쁨과 아날로그적인 향수를 극대화하며, 음악 팬들의 컬렉션에서 결코 빠질 수 없는 소중한 가치를 선사합니다.</w:t>
+        <w:t>전설적인 백밴드 '더 섀도우스(The Shadows)'와 함께 유럽 팝 음악계를 풍미하던 전성기 시절의 싱글 히트곡들을 집대성하여 발매된 정통 베스트 컴필레이션 LP입니다. 세계적인 레이블 EMI/Columbia를 통해 보급되어 시대를 관통하는 명곡 선집으로 높은 가치를 인정받고 있습니다.</w:t>
+      </w:r>
+    </w:p>
+    <w:p>
+      <w:pPr>
+        <w:spacing w:line="324" w:lineRule="auto" w:after="80"/>
+      </w:pPr>
+      <w:r>
+        <w:rPr w:rFonts="맑은 고딕">
+          <w:rFonts w:ascii="맑은 고딕" w:hAnsi="맑은 고딕" w:eastAsia="맑은 고딕"/>
+          <w:b w:val="0"/>
+          <w:color w:val="6B7280"/>
+          <w:sz w:val="21"/>
+        </w:rPr>
+        <w:t xml:space="preserve">· </w:t>
+      </w:r>
+      <w:r>
+        <w:rPr w:rFonts="맑은 고딕">
+          <w:rFonts w:ascii="맑은 고딕" w:hAnsi="맑은 고딕" w:eastAsia="맑은 고딕"/>
+          <w:b/>
+          <w:color w:val="1F2937"/>
+          <w:sz w:val="21"/>
+        </w:rPr>
+        <w:t xml:space="preserve">LP 인기도(판매량): </w:t>
+      </w:r>
+      <w:r>
+        <w:rPr w:rFonts="맑은 고딕">
+          <w:rFonts w:ascii="맑은 고딕" w:hAnsi="맑은 고딕" w:eastAsia="맑은 고딕"/>
+          <w:b w:val="0"/>
+          <w:sz w:val="21"/>
+        </w:rPr>
+        <w:t>발매 직후 영국 및 유럽 각국 앨범 차트 최상위권에 랭크되었으며, 수록된 싱글 다수가 UK 싱글 차트 1위를 기록하는 등 밀리언셀러를 넘어서는 독보적인 상업적 성공을 거두었습니다. 아시아권에서도 폭발적인 라이선스 및 수입 음반 수요를 이끌어냈습니다.</w:t>
+      </w:r>
+    </w:p>
+    <w:p>
+      <w:pPr>
+        <w:spacing w:line="324" w:lineRule="auto" w:after="80"/>
+      </w:pPr>
+      <w:r>
+        <w:rPr w:rFonts="맑은 고딕">
+          <w:rFonts w:ascii="맑은 고딕" w:hAnsi="맑은 고딕" w:eastAsia="맑은 고딕"/>
+          <w:b w:val="0"/>
+          <w:color w:val="6B7280"/>
+          <w:sz w:val="21"/>
+        </w:rPr>
+        <w:t xml:space="preserve">· </w:t>
+      </w:r>
+      <w:r>
+        <w:rPr w:rFonts="맑은 고딕">
+          <w:rFonts w:ascii="맑은 고딕" w:hAnsi="맑은 고딕" w:eastAsia="맑은 고딕"/>
+          <w:b/>
+          <w:color w:val="1F2937"/>
+          <w:sz w:val="21"/>
+        </w:rPr>
+        <w:t xml:space="preserve">각종 수상경력: </w:t>
+      </w:r>
+      <w:r>
+        <w:rPr w:rFonts="맑은 고딕">
+          <w:rFonts w:ascii="맑은 고딕" w:hAnsi="맑은 고딕" w:eastAsia="맑은 고딕"/>
+          <w:b w:val="0"/>
+          <w:sz w:val="21"/>
+        </w:rPr>
+        <w:t>대중음악계에 남긴 불멸의 공헌을 인정받아 1995년 팝 스타로서는 최초로 영국 왕실로부터 기사 작위(Knight Bachelor)를 수훈하였으며, 브릿 어워드 공로상과 아이버 노벨로 어워드 등 영국 음악계의 최고 영예를 석권하였습니다.</w:t>
+      </w:r>
+    </w:p>
+    <w:p>
+      <w:pPr>
+        <w:spacing w:line="324" w:lineRule="auto" w:before="200" w:after="80"/>
+      </w:pPr>
+      <w:r>
+        <w:rPr w:rFonts="맑은 고딕">
+          <w:rFonts w:ascii="맑은 고딕" w:hAnsi="맑은 고딕" w:eastAsia="맑은 고딕"/>
+          <w:b/>
+          <w:color w:val="1E3A8A"/>
+          <w:sz w:val="24"/>
+        </w:rPr>
+        <w:t>2. 아티스트 정보</w:t>
+      </w:r>
+    </w:p>
+    <w:p>
+      <w:pPr>
+        <w:spacing w:line="324" w:lineRule="auto" w:after="80"/>
+      </w:pPr>
+      <w:r>
+        <w:rPr w:rFonts="맑은 고딕">
+          <w:rFonts w:ascii="맑은 고딕" w:hAnsi="맑은 고딕" w:eastAsia="맑은 고딕"/>
+          <w:b w:val="0"/>
+          <w:color w:val="6B7280"/>
+          <w:sz w:val="21"/>
+        </w:rPr>
+        <w:t xml:space="preserve">· </w:t>
+      </w:r>
+      <w:r>
+        <w:rPr w:rFonts="맑은 고딕">
+          <w:rFonts w:ascii="맑은 고딕" w:hAnsi="맑은 고딕" w:eastAsia="맑은 고딕"/>
+          <w:b/>
+          <w:color w:val="1F2937"/>
+          <w:sz w:val="21"/>
+        </w:rPr>
+        <w:t xml:space="preserve">국적: </w:t>
+      </w:r>
+      <w:r>
+        <w:rPr w:rFonts="맑은 고딕">
+          <w:rFonts w:ascii="맑은 고딕" w:hAnsi="맑은 고딕" w:eastAsia="맑은 고딕"/>
+          <w:b w:val="0"/>
+          <w:sz w:val="21"/>
+        </w:rPr>
+        <w:t>영국 (United Kingdom)</w:t>
+      </w:r>
+    </w:p>
+    <w:p>
+      <w:pPr>
+        <w:spacing w:line="324" w:lineRule="auto" w:after="80"/>
+      </w:pPr>
+      <w:r>
+        <w:rPr w:rFonts="맑은 고딕">
+          <w:rFonts w:ascii="맑은 고딕" w:hAnsi="맑은 고딕" w:eastAsia="맑은 고딕"/>
+          <w:b w:val="0"/>
+          <w:color w:val="6B7280"/>
+          <w:sz w:val="21"/>
+        </w:rPr>
+        <w:t xml:space="preserve">· </w:t>
+      </w:r>
+      <w:r>
+        <w:rPr w:rFonts="맑은 고딕">
+          <w:rFonts w:ascii="맑은 고딕" w:hAnsi="맑은 고딕" w:eastAsia="맑은 고딕"/>
+          <w:b/>
+          <w:color w:val="1F2937"/>
+          <w:sz w:val="21"/>
+        </w:rPr>
+        <w:t xml:space="preserve">생몰년도: </w:t>
+      </w:r>
+      <w:r>
+        <w:rPr w:rFonts="맑은 고딕">
+          <w:rFonts w:ascii="맑은 고딕" w:hAnsi="맑은 고딕" w:eastAsia="맑은 고딕"/>
+          <w:b w:val="0"/>
+          <w:sz w:val="21"/>
+        </w:rPr>
+        <w:t>1940년 10월 14일 ~ 현재</w:t>
+      </w:r>
+    </w:p>
+    <w:p>
+      <w:pPr>
+        <w:spacing w:line="324" w:lineRule="auto" w:after="80"/>
+      </w:pPr>
+      <w:r>
+        <w:rPr w:rFonts="맑은 고딕">
+          <w:rFonts w:ascii="맑은 고딕" w:hAnsi="맑은 고딕" w:eastAsia="맑은 고딕"/>
+          <w:b w:val="0"/>
+          <w:color w:val="6B7280"/>
+          <w:sz w:val="21"/>
+        </w:rPr>
+        <w:t xml:space="preserve">· </w:t>
+      </w:r>
+      <w:r>
+        <w:rPr w:rFonts="맑은 고딕">
+          <w:rFonts w:ascii="맑은 고딕" w:hAnsi="맑은 고딕" w:eastAsia="맑은 고딕"/>
+          <w:b/>
+          <w:color w:val="1F2937"/>
+          <w:sz w:val="21"/>
+        </w:rPr>
+        <w:t xml:space="preserve">그룹 소속: </w:t>
+      </w:r>
+      <w:r>
+        <w:rPr w:rFonts="맑은 고딕">
+          <w:rFonts w:ascii="맑은 고딕" w:hAnsi="맑은 고딕" w:eastAsia="맑은 고딕"/>
+          <w:b w:val="0"/>
+          <w:sz w:val="21"/>
+        </w:rPr>
+        <w:t>솔로 (전설적인 록 그룹 'The Shadows'와의 협업)</w:t>
+      </w:r>
+    </w:p>
+    <w:p>
+      <w:pPr>
+        <w:spacing w:line="324" w:lineRule="auto" w:after="80"/>
+      </w:pPr>
+      <w:r>
+        <w:rPr w:rFonts="맑은 고딕">
+          <w:rFonts w:ascii="맑은 고딕" w:hAnsi="맑은 고딕" w:eastAsia="맑은 고딕"/>
+          <w:b w:val="0"/>
+          <w:color w:val="6B7280"/>
+          <w:sz w:val="21"/>
+        </w:rPr>
+        <w:t xml:space="preserve">· </w:t>
+      </w:r>
+      <w:r>
+        <w:rPr w:rFonts="맑은 고딕">
+          <w:rFonts w:ascii="맑은 고딕" w:hAnsi="맑은 고딕" w:eastAsia="맑은 고딕"/>
+          <w:b/>
+          <w:color w:val="1F2937"/>
+          <w:sz w:val="21"/>
+        </w:rPr>
+        <w:t xml:space="preserve">아티스트 소개: </w:t>
+      </w:r>
+      <w:r>
+        <w:rPr w:rFonts="맑은 고딕">
+          <w:rFonts w:ascii="맑은 고딕" w:hAnsi="맑은 고딕" w:eastAsia="맑은 고딕"/>
+          <w:b w:val="0"/>
+          <w:sz w:val="21"/>
+        </w:rPr>
+        <w:t>클리프 리처드는 영미 팝 음악의 황금기를 개척한 브리티시 팝/록의 선구자이자 60년이 넘는 세월 동안 변함없는 사랑을 받아온 거장입니다. 초기 로큰롤의 역동성에 영국 특유의 서정적이고 단정한 보컬 스타일을 결합하여, 팝 발라드와 로큰롤을 아우르는 품격 높은 음악적 지평을 구축하였습니다.</w:t>
+      </w:r>
+    </w:p>
+    <w:p>
+      <w:pPr>
+        <w:spacing w:line="324" w:lineRule="auto" w:before="200" w:after="80"/>
+      </w:pPr>
+      <w:r>
+        <w:rPr w:rFonts="맑은 고딕">
+          <w:rFonts w:ascii="맑은 고딕" w:hAnsi="맑은 고딕" w:eastAsia="맑은 고딕"/>
+          <w:b/>
+          <w:color w:val="1E3A8A"/>
+          <w:sz w:val="24"/>
+        </w:rPr>
+        <w:t>3. 음반 상세 분석</w:t>
+      </w:r>
+    </w:p>
+    <w:p>
+      <w:pPr>
+        <w:spacing w:line="324" w:lineRule="auto" w:after="80"/>
+      </w:pPr>
+      <w:r>
+        <w:rPr w:rFonts="맑은 고딕">
+          <w:rFonts w:ascii="맑은 고딕" w:hAnsi="맑은 고딕" w:eastAsia="맑은 고딕"/>
+          <w:b w:val="0"/>
+          <w:color w:val="6B7280"/>
+          <w:sz w:val="21"/>
+        </w:rPr>
+        <w:t xml:space="preserve">· </w:t>
+      </w:r>
+      <w:r>
+        <w:rPr w:rFonts="맑은 고딕">
+          <w:rFonts w:ascii="맑은 고딕" w:hAnsi="맑은 고딕" w:eastAsia="맑은 고딕"/>
+          <w:b/>
+          <w:color w:val="1F2937"/>
+          <w:sz w:val="21"/>
+        </w:rPr>
+        <w:t xml:space="preserve">역사적 위치: </w:t>
+      </w:r>
+      <w:r>
+        <w:rPr w:rFonts="맑은 고딕">
+          <w:rFonts w:ascii="맑은 고딕" w:hAnsi="맑은 고딕" w:eastAsia="맑은 고딕"/>
+          <w:b w:val="0"/>
+          <w:sz w:val="21"/>
+        </w:rPr>
+        <w:t>엘비스 프레슬리의 미국식 로큰롤에 맞서 유럽 팝 음악의 독자성과 세련미를 확립한 음악사적 기념비입니다. 향후 비틀즈로 이어지는 '브리티시 인베이전'의 토양을 마련한 정통 브리티시 팝의 찬란한 서막이자 교과서적인 완성도를 지닌 명작으로 평가받습니다.</w:t>
+      </w:r>
+    </w:p>
+    <w:p>
+      <w:pPr>
+        <w:spacing w:line="324" w:lineRule="auto" w:after="80"/>
+      </w:pPr>
+      <w:r>
+        <w:rPr w:rFonts="맑은 고딕">
+          <w:rFonts w:ascii="맑은 고딕" w:hAnsi="맑은 고딕" w:eastAsia="맑은 고딕"/>
+          <w:b w:val="0"/>
+          <w:color w:val="6B7280"/>
+          <w:sz w:val="21"/>
+        </w:rPr>
+        <w:t xml:space="preserve">· </w:t>
+      </w:r>
+      <w:r>
+        <w:rPr w:rFonts="맑은 고딕">
+          <w:rFonts w:ascii="맑은 고딕" w:hAnsi="맑은 고딕" w:eastAsia="맑은 고딕"/>
+          <w:b/>
+          <w:color w:val="1F2937"/>
+          <w:sz w:val="21"/>
+        </w:rPr>
+        <w:t xml:space="preserve">시대의 흔적(스토리텔링): </w:t>
+      </w:r>
+      <w:r>
+        <w:rPr w:rFonts="맑은 고딕">
+          <w:rFonts w:ascii="맑은 고딕" w:hAnsi="맑은 고딕" w:eastAsia="맑은 고딕"/>
+          <w:b w:val="0"/>
+          <w:sz w:val="21"/>
+        </w:rPr>
+        <w:t>1960년대 초 전후의 어두운 그늘을 벗어나 약동하던 유럽 청년 문화의 순수한 열망이 깃들어 있습니다. 또한 1969년 대한민국 이화여대 강당을 눈물과 열광으로 뒤흔들며 한국 대중문화계에 사상 초유의 센세이션을 일으켰던 그 시절의 아련한 추억과 시대적 향수가 고스란히 배어 있습니다.</w:t>
+      </w:r>
+    </w:p>
+    <w:p>
+      <w:pPr>
+        <w:spacing w:line="324" w:lineRule="auto" w:before="200" w:after="80"/>
+      </w:pPr>
+      <w:r>
+        <w:rPr w:rFonts="맑은 고딕">
+          <w:rFonts w:ascii="맑은 고딕" w:hAnsi="맑은 고딕" w:eastAsia="맑은 고딕"/>
+          <w:b/>
+          <w:color w:val="1E3A8A"/>
+          <w:sz w:val="24"/>
+        </w:rPr>
+        <w:t>4. 주요 수록곡 및 감상 제언</w:t>
+      </w:r>
+    </w:p>
+    <w:p>
+      <w:pPr>
+        <w:spacing w:line="324" w:lineRule="auto" w:after="80"/>
+      </w:pPr>
+      <w:r>
+        <w:rPr w:rFonts="맑은 고딕">
+          <w:rFonts w:ascii="맑은 고딕" w:hAnsi="맑은 고딕" w:eastAsia="맑은 고딕"/>
+          <w:b w:val="0"/>
+          <w:color w:val="6B7280"/>
+          <w:sz w:val="21"/>
+        </w:rPr>
+        <w:t xml:space="preserve">· </w:t>
+      </w:r>
+      <w:r>
+        <w:rPr w:rFonts="맑은 고딕">
+          <w:rFonts w:ascii="맑은 고딕" w:hAnsi="맑은 고딕" w:eastAsia="맑은 고딕"/>
+          <w:b/>
+          <w:color w:val="1F2937"/>
+          <w:sz w:val="21"/>
+        </w:rPr>
+        <w:t xml:space="preserve">주요 수록곡 특징: </w:t>
+      </w:r>
+      <w:r>
+        <w:rPr w:rFonts="맑은 고딕">
+          <w:rFonts w:ascii="맑은 고딕" w:hAnsi="맑은 고딕" w:eastAsia="맑은 고딕"/>
+          <w:b w:val="0"/>
+          <w:sz w:val="21"/>
+        </w:rPr>
+        <w:t>눈부신 젊음의 송가이자 찬란한 멜로디가 돋보이는 'The Young Ones'와 'Summer Holiday'를 비롯해, 우수에 찬 감미로운 선율이 가슴을 적시는 'Visions', 달콤한 낭만을 선사하는 'Living Doll'과 'Early in the Morning' 등 수록곡 전편이 시대를 초월한 서정성을 오롯이 담아내고 있습니다.</w:t>
+      </w:r>
+    </w:p>
+    <w:p>
+      <w:pPr>
+        <w:spacing w:line="324" w:lineRule="auto" w:after="80"/>
+      </w:pPr>
+      <w:r>
+        <w:rPr w:rFonts="맑은 고딕">
+          <w:rFonts w:ascii="맑은 고딕" w:hAnsi="맑은 고딕" w:eastAsia="맑은 고딕"/>
+          <w:b w:val="0"/>
+          <w:color w:val="6B7280"/>
+          <w:sz w:val="21"/>
+        </w:rPr>
+        <w:t xml:space="preserve">· </w:t>
+      </w:r>
+      <w:r>
+        <w:rPr w:rFonts="맑은 고딕">
+          <w:rFonts w:ascii="맑은 고딕" w:hAnsi="맑은 고딕" w:eastAsia="맑은 고딕"/>
+          <w:b/>
+          <w:color w:val="1F2937"/>
+          <w:sz w:val="21"/>
+        </w:rPr>
+        <w:t xml:space="preserve">빈티지 감상 제언: </w:t>
+      </w:r>
+      <w:r>
+        <w:rPr w:rFonts="맑은 고딕">
+          <w:rFonts w:ascii="맑은 고딕" w:hAnsi="맑은 고딕" w:eastAsia="맑은 고딕"/>
+          <w:b w:val="0"/>
+          <w:sz w:val="21"/>
+        </w:rPr>
+        <w:t>턴테이블의 바늘이 소리골을 타고 흐르며 전하는 특유의 따스한 질감 위로, 클리프 리처드의 정갈한 미성과 섀도우스의 맑고 영롱한 기타 톤이 완벽한 조화를 이룹니다. 진공관 앰프 특유의 두터운 배음과 부드러운 중음역대를 통해 감상할 때 당시 애비 로드 스튜디오의 온화한 공기감과 서정미가 극대화됩니다.</w:t>
+      </w:r>
+    </w:p>
+    <w:p>
+      <w:pPr>
+        <w:spacing w:line="324" w:lineRule="auto" w:after="80"/>
+      </w:pPr>
+      <w:r>
+        <w:rPr w:rFonts="맑은 고딕">
+          <w:rFonts w:ascii="맑은 고딕" w:hAnsi="맑은 고딕" w:eastAsia="맑은 고딕"/>
+          <w:b w:val="0"/>
+          <w:color w:val="6B7280"/>
+          <w:sz w:val="21"/>
+        </w:rPr>
+        <w:t xml:space="preserve">· </w:t>
+      </w:r>
+      <w:r>
+        <w:rPr w:rFonts="맑은 고딕">
+          <w:rFonts w:ascii="맑은 고딕" w:hAnsi="맑은 고딕" w:eastAsia="맑은 고딕"/>
+          <w:b/>
+          <w:color w:val="1F2937"/>
+          <w:sz w:val="21"/>
+        </w:rPr>
+        <w:t xml:space="preserve">소장 가치: </w:t>
+      </w:r>
+      <w:r>
+        <w:rPr w:rFonts="맑은 고딕">
+          <w:rFonts w:ascii="맑은 고딕" w:hAnsi="맑은 고딕" w:eastAsia="맑은 고딕"/>
+          <w:b w:val="0"/>
+          <w:sz w:val="21"/>
+        </w:rPr>
+        <w:t>브리티시 팝의 가장 찬란했던 여명기를 단 한 장의 LP로 온전히 소유할 수 있는 음반입니다. 아날로그 믹싱의 순수한 숨결과 빈티지 LP 특유의 클래식한 정취를 품고 있어 컬렉터와 음악 애호가 모두에게 소중한 음악적 보물이 될 것입니다.</w:t>
+      </w:r>
+    </w:p>
+    <w:p>
+      <w:pPr>
+        <w:spacing w:line="324" w:lineRule="auto" w:after="120" w:before="160"/>
+      </w:pPr>
+      <w:r>
+        <w:rPr w:rFonts="맑은 고딕">
+          <w:rFonts w:ascii="맑은 고딕" w:hAnsi="맑은 고딕" w:eastAsia="맑은 고딕"/>
+          <w:b/>
+          <w:color w:val="4338CA"/>
+          <w:sz w:val="21"/>
+        </w:rPr>
+        <w:t>이 음반을 통해 반세기를 건너온 클리프 리처드의 청아한 목소리와 순수한 아날로그 멜로디가 전해주는 감동을 다시 한번 경험해 보시는 것은 어떨까요?</w:t>
       </w:r>
     </w:p>
     <w:sectPr>
       <w:pgSz w:w="12240" w:h="15840"/>
-      <w:pgMar w:top="1440" w:right="1440" w:bottom="1440" w:left="1440" w:header="720" w:footer="720" w:gutter="0"/>
+      <w:pgMar w:top="1152" w:right="1296" w:bottom="1152" w:left="1296" w:header="720" w:footer="720" w:gutter="0"/>
       <w:cols w:space="720"/>
       <w:docGrid w:linePitch="360"/>
     </w:sectPr>

--- a/word_reports/LP_0109_위치_210_Cliff Richard_Best of Cli.docx
+++ b/word_reports/LP_0109_위치_210_Cliff Richard_Best of Cli.docx
@@ -32,7 +32,7 @@
     </w:p>
     <w:p>
       <w:pPr>
-        <w:spacing w:line="324" w:lineRule="auto" w:before="80" w:after="160"/>
+        <w:spacing w:line="324" w:lineRule="auto" w:before="80" w:after="120"/>
       </w:pPr>
       <w:r>
         <w:rPr w:rFonts="맑은 고딕">
@@ -42,13 +42,6 @@
           <w:sz w:val="22"/>
         </w:rPr>
         <w:t xml:space="preserve">[음반 소개] </w:t>
-      </w:r>
-      <w:r>
-        <w:rPr w:rFonts="맑은 고딕">
-          <w:rFonts w:ascii="맑은 고딕" w:hAnsi="맑은 고딕" w:eastAsia="맑은 고딕"/>
-          <w:b w:val="0"/>
-          <w:sz w:val="21"/>
-        </w:rPr>
       </w:r>
     </w:p>
     <w:p>
@@ -61,7 +54,33 @@
           <w:b w:val="0"/>
           <w:sz w:val="21"/>
         </w:rPr>
-        <w:t>1950~60년대 영국 팝의 여명을 밝히며 전 세계 청춘들의 심장을 두드렸던 영원한 피터팬, 클리프 리처드의 음악적 정수가 응축된 명반입니다. 비틀즈 이전 브리티시 팝의 기틀을 확립한 그의 감미로운 미성과 역동적인 사운드는 반세기가 지난 오늘날에도 바래지 않는 낭만과 찬란한 설렘을 선사합니다. 한국 팝 역사에서도 최초의 대형 내한 공연(1969년)으로 폭발적인 신드롬을 일으켰던 그의 황금기 대표작들이 수려한 아날로그 음향 속에 오롯이 아로새겨져 있습니다.</w:t>
+        <w:t>영국 대중음악의 여명기를 논할 때, 비틀즈라는 거대한 파도가 일기 전 척박했던 유럽의 록앤롤 토양에 찬란한 낭만의 싹을 틔운 인물은 단연 클리프 리처드(Cliff Richard)였습니다. 1950년대 후반, 미국의 로큰롤을 영국적 정서와 단정한 신사도(Gentlemanship)로 재해석하며 등장한 그는, 반항과 파격의 거친 질감 대신 맑고 유려한 미성, 그리고 시대를 초월하는 낭만적 서정성을 무기로 전 세계 음악 애호가들의 심장을 관통했습니다. 본 작 『Best of Cliff Richard』는 그의 찬란했던 청춘의 궤적과 음악적 원숙미가 가장 눈부시게 교차하던 황금기 명곡들을 엄선하여 엮어낸 불멸의 앤솔러지입니다.</w:t>
+      </w:r>
+    </w:p>
+    <w:p>
+      <w:pPr>
+        <w:spacing w:line="324" w:lineRule="auto" w:after="120"/>
+      </w:pPr>
+      <w:r>
+        <w:rPr w:rFonts="맑은 고딕">
+          <w:rFonts w:ascii="맑은 고딕" w:hAnsi="맑은 고딕" w:eastAsia="맑은 고딕"/>
+          <w:b w:val="0"/>
+          <w:sz w:val="21"/>
+        </w:rPr>
+        <w:t>이 앨범에 아로새겨진 선율들은 단순한 유행가의 나열을 넘어, 2차 세계대전 이후 전후 복구와 급격한 현대화의 격랑 속에서 새로운 시대를 갈망하던 젊은 세대에게 바쳐진 찬가였습니다. 섀도우스(The Shadows)의 정교하고도 영롱한 기타 톤과 조화를 이룬 클리프 리처드의 목소리는, 때로는 푸른 바다를 향해 내달리는 청년의 거침없는 숨결을, 때로는 달빛 아래 속삭이는 연인의 고결한 고백을 담아냅니다. 그의 예술적 철학은 결코 과장되거나 작위적이지 않으며, 가장 담백한 멜로디 속에 인간 본연의 따스한 온기와 순수한 사랑의 가치를 투영하는 데 집중되어 있습니다.</w:t>
+      </w:r>
+    </w:p>
+    <w:p>
+      <w:pPr>
+        <w:spacing w:line="324" w:lineRule="auto" w:after="120"/>
+      </w:pPr>
+      <w:r>
+        <w:rPr w:rFonts="맑은 고딕">
+          <w:rFonts w:ascii="맑은 고딕" w:hAnsi="맑은 고딕" w:eastAsia="맑은 고딕"/>
+          <w:b w:val="0"/>
+          <w:sz w:val="21"/>
+        </w:rPr>
+        <w:t>특히 대한민국 대중음악사에서 클리프 리처드가 지니는 상징성은 가히 독보적입니다. 1969년 역사적인 이화여대 강당 내한 공연을 통해 한국 대중문화계에 사상 최초의 '오빠 부대'와 청년 문화의 폭발을 촉발했던 그의 존재감은, 세월이 흘러도 바래지 않는 시대의 노스탤지어로 남아 있습니다. 턴테이블의 바늘이 회전하며 아날로그 홈을 긁어내릴 때 흘러나오는 그의 목소리는, 반세기가 지난 지금도 그 시절 청춘들이 품었던 풋풋한 설렘과 아련한 추억의 심상을 오롯이 되살려내는 마법 같은 서정적 울림을 선사합니다.</w:t>
       </w:r>
     </w:p>
     <w:p>
@@ -168,7 +187,7 @@
           <w:b w:val="0"/>
           <w:sz w:val="21"/>
         </w:rPr>
-        <w:t>전설적인 백밴드 '더 섀도우스(The Shadows)'와 함께 유럽 팝 음악계를 풍미하던 전성기 시절의 싱글 히트곡들을 집대성하여 발매된 정통 베스트 컴필레이션 LP입니다. 세계적인 레이블 EMI/Columbia를 통해 보급되어 시대를 관통하는 명곡 선집으로 높은 가치를 인정받고 있습니다.</w:t>
+        <w:t>EMI/Columbia 레이블을 중심으로 클리프 리처드의 눈부신 전성기 히트 트랙들을 집대성하여 발매된 정통 베스트 바이닐 앨범으로, 1960년대 초반 록앤롤의 태동기부터 1970년대 서정 팝의 정점에 이르는 음악적 유산을 품격 있게 담아내었습니다.</w:t>
       </w:r>
     </w:p>
     <w:p>
@@ -199,7 +218,7 @@
           <w:b w:val="0"/>
           <w:sz w:val="21"/>
         </w:rPr>
-        <w:t>발매 직후 영국 및 유럽 각국 앨범 차트 최상위권에 랭크되었으며, 수록된 싱글 다수가 UK 싱글 차트 1위를 기록하는 등 밀리언셀러를 넘어서는 독보적인 상업적 성공을 거두었습니다. 아시아권에서도 폭발적인 라이선스 및 수입 음반 수요를 이끌어냈습니다.</w:t>
+        <w:t>전 세계적으로 2억 5천만 장 이상의 경이로운 통산 음반 판매고를 기록한 클리프 리처드의 위상을 입증하듯, 본 컴필레이션 음반 역시 발매와 동시에 각국 앨범 차트 최상위권을 휩쓸며 반세기를 관통하는 스테디셀러 LP로 확고히 자리매김했습니다.</w:t>
       </w:r>
     </w:p>
     <w:p>
@@ -230,7 +249,7 @@
           <w:b w:val="0"/>
           <w:sz w:val="21"/>
         </w:rPr>
-        <w:t>대중음악계에 남긴 불멸의 공헌을 인정받아 1995년 팝 스타로서는 최초로 영국 왕실로부터 기사 작위(Knight Bachelor)를 수훈하였으며, 브릿 어워드 공로상과 아이버 노벨로 어워드 등 영국 음악계의 최고 영예를 석권하였습니다.</w:t>
+        <w:t>1995년 대중음악인 최초의 기사작위(Knighthood) 서임, 브릿 어워드(BRIT Awards) 공로상 수상, 영국 차트 역사상 5개 10년대(50s~90s)에 걸쳐 1위 싱글을 배출한 전무후무한 기록 등 음악계 최고의 영예를 보유하고 있습니다.</w:t>
       </w:r>
     </w:p>
     <w:p>
@@ -337,7 +356,7 @@
           <w:b w:val="0"/>
           <w:sz w:val="21"/>
         </w:rPr>
-        <w:t>솔로 (전설적인 록 그룹 'The Shadows'와의 협업)</w:t>
+        <w:t>솔로 (초기 전설적 록 밴드 'The Shadows'와 협연)</w:t>
       </w:r>
     </w:p>
     <w:p>
@@ -368,7 +387,7 @@
           <w:b w:val="0"/>
           <w:sz w:val="21"/>
         </w:rPr>
-        <w:t>클리프 리처드는 영미 팝 음악의 황금기를 개척한 브리티시 팝/록의 선구자이자 60년이 넘는 세월 동안 변함없는 사랑을 받아온 거장입니다. 초기 로큰롤의 역동성에 영국 특유의 서정적이고 단정한 보컬 스타일을 결합하여, 팝 발라드와 로큰롤을 아우르는 품격 높은 음악적 지평을 구축하였습니다.</w:t>
+        <w:t>'영국의 엘비스 프레슬리'로 출발하여 비틀즈 이전 브리티시 팝의 기틀을 확립한 영국 대중음악의 독보적인 거장입니다. 특유의 청아하고 단아한 보컬 스타일과 세련된 무대 매너를 바탕으로 로큰롤, 팝 발라드, 가스펠을 넘나들며 반세기 넘도록 품격 있는 음악적 생명력을 유지해 온 살아있는 전설입니다.</w:t>
       </w:r>
     </w:p>
     <w:p>
@@ -413,7 +432,7 @@
           <w:b w:val="0"/>
           <w:sz w:val="21"/>
         </w:rPr>
-        <w:t>엘비스 프레슬리의 미국식 로큰롤에 맞서 유럽 팝 음악의 독자성과 세련미를 확립한 음악사적 기념비입니다. 향후 비틀즈로 이어지는 '브리티시 인베이전'의 토양을 마련한 정통 브리티시 팝의 찬란한 서막이자 교과서적인 완성도를 지닌 명작으로 평가받습니다.</w:t>
+        <w:t>미국 중심의 초기 로큰롤을 유럽 고유의 멜로딕한 감수성과 결합하여 '브리티시 팝 록'이라는 독자적 장르의 초석을 다진 기념비적 명반입니다. 섀도우스의 선구적인 인스트루멘털 편곡과 리처드의 감미로운 보컬이 이룬 음악적 조화는 이후 등장할 '브리티시 인베이전(British Invasion)'의 기술적·정서적 모태가 되었습니다.</w:t>
       </w:r>
     </w:p>
     <w:p>
@@ -444,7 +463,7 @@
           <w:b w:val="0"/>
           <w:sz w:val="21"/>
         </w:rPr>
-        <w:t>1960년대 초 전후의 어두운 그늘을 벗어나 약동하던 유럽 청년 문화의 순수한 열망이 깃들어 있습니다. 또한 1969년 대한민국 이화여대 강당을 눈물과 열광으로 뒤흔들며 한국 대중문화계에 사상 초유의 센세이션을 일으켰던 그 시절의 아련한 추억과 시대적 향수가 고스란히 배어 있습니다.</w:t>
+        <w:t>1960년대 전 세계 젊은이들이 공유했던 낭만주의와 해방감, 그리고 1969년 서울을 뒤흔들었던 한국 청년 문화의 역사적 분기점을 선명하게 환기합니다. 라디오 전파를 타고 흘러나오던 그의 노래들은 팍팍한 산업화 시대를 살아가던 당시 청춘들에게 서구적 낭만과 자유의 정서를 체화하게 만든 소중한 감성적 탈출구였습니다.</w:t>
       </w:r>
     </w:p>
     <w:p>
@@ -489,7 +508,7 @@
           <w:b w:val="0"/>
           <w:sz w:val="21"/>
         </w:rPr>
-        <w:t>눈부신 젊음의 송가이자 찬란한 멜로디가 돋보이는 'The Young Ones'와 'Summer Holiday'를 비롯해, 우수에 찬 감미로운 선율이 가슴을 적시는 'Visions', 달콤한 낭만을 선사하는 'Living Doll'과 'Early in the Morning' 등 수록곡 전편이 시대를 초월한 서정성을 오롯이 담아내고 있습니다.</w:t>
+        <w:t>청춘의 찬가이자 눈부신 에너지를 뿜어내는 'The Young Ones', 목가적이면서도 애틋한 서정미가 돋보이는 'The Evergreen Tree', 새벽안개처럼 은은하고 맑은 감성을 전하는 'Early in the Morning' 등 경쾌한 업템포 트랙과 극상의 서정성을 품은 발라드가 완벽한 완급 조절을 이룹니다.</w:t>
       </w:r>
     </w:p>
     <w:p>
@@ -520,7 +539,7 @@
           <w:b w:val="0"/>
           <w:sz w:val="21"/>
         </w:rPr>
-        <w:t>턴테이블의 바늘이 소리골을 타고 흐르며 전하는 특유의 따스한 질감 위로, 클리프 리처드의 정갈한 미성과 섀도우스의 맑고 영롱한 기타 톤이 완벽한 조화를 이룹니다. 진공관 앰프 특유의 두터운 배음과 부드러운 중음역대를 통해 감상할 때 당시 애비 로드 스튜디오의 온화한 공기감과 서정미가 극대화됩니다.</w:t>
+        <w:t>애비 로드(Abbey Road) 스튜디오의 숙련된 아날로그 마스터링 기술이 집약된 음반인 만큼, 진공관 앰프의 온화한 배음과 결합할 때 그 진가가 드러납니다. 섀도우스 특유의 펜더 스트라토캐스터 클린 톤 기타 소리와 찰랑거리는 어쿠스틱 리듬, 그리고 클리프 리처드의 비단결 같은 미성이 스피커 중앙에 맺히는 또렷한 음상(音像)을 음미해 보시길 권합니다.</w:t>
       </w:r>
     </w:p>
     <w:p>
@@ -551,7 +570,7 @@
           <w:b w:val="0"/>
           <w:sz w:val="21"/>
         </w:rPr>
-        <w:t>브리티시 팝의 가장 찬란했던 여명기를 단 한 장의 LP로 온전히 소유할 수 있는 음반입니다. 아날로그 믹싱의 순수한 숨결과 빈티지 LP 특유의 클래식한 정취를 품고 있어 컬렉터와 음악 애호가 모두에게 소중한 음악적 보물이 될 것입니다.</w:t>
+        <w:t>디지털 음원에서는 결코 체감할 수 없는 1960년대 팝 레코딩 특유의 자연스러운 공기감과 따뜻한 질감을 간직한 음반으로, 팝 음악사의 중요한 분기점을 실물 바이닐로 영구 보존한다는 점에서 정통 LP 컬렉터에게는 대체 불가능한 필수 소장반입니다.</w:t>
       </w:r>
     </w:p>
     <w:p>
@@ -565,7 +584,7 @@
           <w:color w:val="4338CA"/>
           <w:sz w:val="21"/>
         </w:rPr>
-        <w:t>이 음반을 통해 반세기를 건너온 클리프 리처드의 청아한 목소리와 순수한 아날로그 멜로디가 전해주는 감동을 다시 한번 경험해 보시는 것은 어떨까요?</w:t>
+        <w:t>이 음반을 통해 아날로그 바늘 끝에서 피어나는 영원한 청춘의 선율과 반세기 전 순수했던 시절이 전해주는 감동을 다시 한번 경험해 보시는 것은 어떨까요?</w:t>
       </w:r>
     </w:p>
     <w:sectPr>
